--- a/Writing/Rafael To-do week of August 3.docx
+++ b/Writing/Rafael To-do week of August 3.docx
@@ -27,7 +27,38 @@
         </w:numPr>
       </w:pPr>
       <w:r>
-        <w:t xml:space="preserve">Only include countries surveyed since 2022 in all the main analyses. </w:t>
+        <w:t>The weighting/composition issue for over-time analyses.</w:t>
+      </w:r>
+      <w:r>
+        <w:br/>
+        <w:t xml:space="preserve"> You “only include countries surveyed since 2022,” but the reactions document goes further: we wanted to consider country-specific survey weights, compositional weights across years, and the changing-country sample as a robustness test. </w:t>
+      </w:r>
+      <w:proofErr w:type="gramStart"/>
+      <w:r>
+        <w:t>So</w:t>
+      </w:r>
+      <w:proofErr w:type="gramEnd"/>
+      <w:r>
+        <w:t xml:space="preserve"> add:</w:t>
+      </w:r>
+      <w:r>
+        <w:br/>
+        <w:t>Decide and implement weighting strategy for temporal analyses: country weights, constant country composition, and changing-country robustness.</w:t>
+      </w:r>
+    </w:p>
+    <w:p>
+      <w:pPr>
+        <w:pStyle w:val="ListParagraph"/>
+        <w:numPr>
+          <w:ilvl w:val="0"/>
+          <w:numId w:val="3"/>
+        </w:numPr>
+      </w:pPr>
+      <w:r>
+        <w:rPr>
+          <w:color w:val="A02B93" w:themeColor="accent5"/>
+        </w:rPr>
+        <w:t xml:space="preserve">Country-year compositional weights have been added to main analyses. </w:t>
       </w:r>
     </w:p>
     <w:p>
@@ -39,7 +70,333 @@
         </w:numPr>
       </w:pPr>
       <w:r>
-        <w:t>Test the robustness of the factor score.</w:t>
+        <w:t xml:space="preserve">Look into </w:t>
+      </w:r>
+      <w:proofErr w:type="spellStart"/>
+      <w:r>
+        <w:t>ResIN</w:t>
+      </w:r>
+      <w:proofErr w:type="spellEnd"/>
+      <w:r>
+        <w:t xml:space="preserve"> measures of network connectivity and implement bootstrapping. </w:t>
+      </w:r>
+    </w:p>
+    <w:p>
+      <w:pPr>
+        <w:pStyle w:val="ListParagraph"/>
+        <w:numPr>
+          <w:ilvl w:val="0"/>
+          <w:numId w:val="3"/>
+        </w:numPr>
+        <w:rPr>
+          <w:color w:val="EE0000"/>
+        </w:rPr>
+      </w:pPr>
+      <w:r>
+        <w:rPr>
+          <w:color w:val="EE0000"/>
+        </w:rPr>
+        <w:t>Network measures have been added to the appendix pg. 7-9.</w:t>
+      </w:r>
+    </w:p>
+    <w:p>
+      <w:pPr>
+        <w:pStyle w:val="ListParagraph"/>
+        <w:numPr>
+          <w:ilvl w:val="0"/>
+          <w:numId w:val="1"/>
+        </w:numPr>
+      </w:pPr>
+      <w:r>
+        <w:t>Remove the psychological factors from the social bases.</w:t>
+      </w:r>
+      <w:r>
+        <w:rPr>
+          <w:color w:val="EE0000"/>
+        </w:rPr>
+        <w:t xml:space="preserve"> </w:t>
+      </w:r>
+    </w:p>
+    <w:p>
+      <w:pPr>
+        <w:pStyle w:val="ListParagraph"/>
+        <w:numPr>
+          <w:ilvl w:val="0"/>
+          <w:numId w:val="3"/>
+        </w:numPr>
+      </w:pPr>
+      <w:r>
+        <w:rPr>
+          <w:noProof/>
+        </w:rPr>
+        <w:drawing>
+          <wp:anchor distT="0" distB="0" distL="114300" distR="114300" simplePos="0" relativeHeight="251658240" behindDoc="0" locked="0" layoutInCell="1" allowOverlap="1" wp14:anchorId="52373DBE" wp14:editId="61CFBA84">
+            <wp:simplePos x="0" y="0"/>
+            <wp:positionH relativeFrom="column">
+              <wp:posOffset>-299570</wp:posOffset>
+            </wp:positionH>
+            <wp:positionV relativeFrom="paragraph">
+              <wp:posOffset>296135</wp:posOffset>
+            </wp:positionV>
+            <wp:extent cx="6562166" cy="3281083"/>
+            <wp:effectExtent l="0" t="0" r="3810" b="0"/>
+            <wp:wrapSquare wrapText="bothSides"/>
+            <wp:docPr id="1672842149" name="Picture 5"/>
+            <wp:cNvGraphicFramePr>
+              <a:graphicFrameLocks xmlns:a="http://schemas.openxmlformats.org/drawingml/2006/main" noChangeAspect="1"/>
+            </wp:cNvGraphicFramePr>
+            <a:graphic xmlns:a="http://schemas.openxmlformats.org/drawingml/2006/main">
+              <a:graphicData uri="http://schemas.openxmlformats.org/drawingml/2006/picture">
+                <pic:pic xmlns:pic="http://schemas.openxmlformats.org/drawingml/2006/picture">
+                  <pic:nvPicPr>
+                    <pic:cNvPr id="1672842149" name="Picture 1672842149"/>
+                    <pic:cNvPicPr/>
+                  </pic:nvPicPr>
+                  <pic:blipFill>
+                    <a:blip r:embed="rId5" cstate="print">
+                      <a:extLst>
+                        <a:ext uri="{28A0092B-C50C-407E-A947-70E740481C1C}">
+                          <a14:useLocalDpi xmlns:a14="http://schemas.microsoft.com/office/drawing/2010/main" val="0"/>
+                        </a:ext>
+                      </a:extLst>
+                    </a:blip>
+                    <a:stretch>
+                      <a:fillRect/>
+                    </a:stretch>
+                  </pic:blipFill>
+                  <pic:spPr>
+                    <a:xfrm>
+                      <a:off x="0" y="0"/>
+                      <a:ext cx="6562166" cy="3281083"/>
+                    </a:xfrm>
+                    <a:prstGeom prst="rect">
+                      <a:avLst/>
+                    </a:prstGeom>
+                  </pic:spPr>
+                </pic:pic>
+              </a:graphicData>
+            </a:graphic>
+            <wp14:sizeRelH relativeFrom="page">
+              <wp14:pctWidth>0</wp14:pctWidth>
+            </wp14:sizeRelH>
+            <wp14:sizeRelV relativeFrom="page">
+              <wp14:pctHeight>0</wp14:pctHeight>
+            </wp14:sizeRelV>
+          </wp:anchor>
+        </w:drawing>
+      </w:r>
+      <w:r>
+        <w:t xml:space="preserve">Social bases </w:t>
+      </w:r>
+      <w:proofErr w:type="gramStart"/>
+      <w:r>
+        <w:t>has</w:t>
+      </w:r>
+      <w:proofErr w:type="gramEnd"/>
+      <w:r>
+        <w:t xml:space="preserve"> been updated (pg. 17)</w:t>
+      </w:r>
+    </w:p>
+    <w:p>
+      <w:pPr>
+        <w:ind w:left="720"/>
+      </w:pPr>
+    </w:p>
+    <w:p>
+      <w:pPr>
+        <w:pStyle w:val="ListParagraph"/>
+        <w:ind w:left="1080"/>
+      </w:pPr>
+    </w:p>
+    <w:p>
+      <w:pPr>
+        <w:pStyle w:val="ListParagraph"/>
+        <w:numPr>
+          <w:ilvl w:val="0"/>
+          <w:numId w:val="1"/>
+        </w:numPr>
+      </w:pPr>
+      <w:r>
+        <w:t xml:space="preserve"> The rival-explanation tests are incomplete.</w:t>
+      </w:r>
+      <w:r>
+        <w:br/>
+        <w:t> You include nationalism, EU solidarity, NATO, US trust, imperialism, and executive aggrandizement. But we also need establishment of radicalism, GAL–TAN, and democratic commitment, alongside EU/NATO/anti-Americanism. The interaction with old cleavages: we should Test whether defense–normalization remains distinctive after accounting for GAL–TAN, establishment/radical positioning, EU orientation, NATO/US orientation, and democratic commitment. Yes?</w:t>
+      </w:r>
+    </w:p>
+    <w:p>
+      <w:pPr>
+        <w:pStyle w:val="ListParagraph"/>
+        <w:numPr>
+          <w:ilvl w:val="0"/>
+          <w:numId w:val="3"/>
+        </w:numPr>
+      </w:pPr>
+      <w:r>
+        <w:t>Add</w:t>
+      </w:r>
+      <w:r>
+        <w:t>ed</w:t>
+      </w:r>
+      <w:r>
+        <w:t xml:space="preserve"> these additional correlates</w:t>
+      </w:r>
+      <w:r>
+        <w:t xml:space="preserve"> to appendix Figure H-9</w:t>
+      </w:r>
+    </w:p>
+    <w:p/>
+    <w:p>
+      <w:r>
+        <w:rPr>
+          <w:noProof/>
+        </w:rPr>
+        <w:lastRenderedPageBreak/>
+        <w:drawing>
+          <wp:inline distT="0" distB="0" distL="0" distR="0" wp14:anchorId="3A78A6E8" wp14:editId="46F28B1D">
+            <wp:extent cx="5943600" cy="3714750"/>
+            <wp:effectExtent l="0" t="0" r="0" b="6350"/>
+            <wp:docPr id="370906179" name="Picture 3"/>
+            <wp:cNvGraphicFramePr>
+              <a:graphicFrameLocks xmlns:a="http://schemas.openxmlformats.org/drawingml/2006/main" noChangeAspect="1"/>
+            </wp:cNvGraphicFramePr>
+            <a:graphic xmlns:a="http://schemas.openxmlformats.org/drawingml/2006/main">
+              <a:graphicData uri="http://schemas.openxmlformats.org/drawingml/2006/picture">
+                <pic:pic xmlns:pic="http://schemas.openxmlformats.org/drawingml/2006/picture">
+                  <pic:nvPicPr>
+                    <pic:cNvPr id="370906179" name="Picture 370906179"/>
+                    <pic:cNvPicPr/>
+                  </pic:nvPicPr>
+                  <pic:blipFill>
+                    <a:blip r:embed="rId6" cstate="print">
+                      <a:extLst>
+                        <a:ext uri="{28A0092B-C50C-407E-A947-70E740481C1C}">
+                          <a14:useLocalDpi xmlns:a14="http://schemas.microsoft.com/office/drawing/2010/main" val="0"/>
+                        </a:ext>
+                      </a:extLst>
+                    </a:blip>
+                    <a:stretch>
+                      <a:fillRect/>
+                    </a:stretch>
+                  </pic:blipFill>
+                  <pic:spPr>
+                    <a:xfrm>
+                      <a:off x="0" y="0"/>
+                      <a:ext cx="5943600" cy="3714750"/>
+                    </a:xfrm>
+                    <a:prstGeom prst="rect">
+                      <a:avLst/>
+                    </a:prstGeom>
+                  </pic:spPr>
+                </pic:pic>
+              </a:graphicData>
+            </a:graphic>
+          </wp:inline>
+        </w:drawing>
+      </w:r>
+    </w:p>
+    <w:p/>
+    <w:p>
+      <w:r>
+        <w:t xml:space="preserve">Testing support for different kinds of </w:t>
+      </w:r>
+      <w:proofErr w:type="gramStart"/>
+      <w:r>
+        <w:t>parties</w:t>
+      </w:r>
+      <w:proofErr w:type="gramEnd"/>
+      <w:r>
+        <w:t xml:space="preserve"> controls for GAL-TAN, Left-right positioning and support for EU membership. </w:t>
+      </w:r>
+    </w:p>
+    <w:p/>
+    <w:p>
+      <w:r>
+        <w:rPr>
+          <w:noProof/>
+        </w:rPr>
+        <w:drawing>
+          <wp:inline distT="0" distB="0" distL="0" distR="0" wp14:anchorId="4EF739DA" wp14:editId="083A7DA3">
+            <wp:extent cx="5943600" cy="2971800"/>
+            <wp:effectExtent l="0" t="0" r="0" b="0"/>
+            <wp:docPr id="1442540206" name="Picture 4"/>
+            <wp:cNvGraphicFramePr>
+              <a:graphicFrameLocks xmlns:a="http://schemas.openxmlformats.org/drawingml/2006/main" noChangeAspect="1"/>
+            </wp:cNvGraphicFramePr>
+            <a:graphic xmlns:a="http://schemas.openxmlformats.org/drawingml/2006/main">
+              <a:graphicData uri="http://schemas.openxmlformats.org/drawingml/2006/picture">
+                <pic:pic xmlns:pic="http://schemas.openxmlformats.org/drawingml/2006/picture">
+                  <pic:nvPicPr>
+                    <pic:cNvPr id="1442540206" name="Picture 1442540206"/>
+                    <pic:cNvPicPr/>
+                  </pic:nvPicPr>
+                  <pic:blipFill>
+                    <a:blip r:embed="rId7" cstate="print">
+                      <a:extLst>
+                        <a:ext uri="{28A0092B-C50C-407E-A947-70E740481C1C}">
+                          <a14:useLocalDpi xmlns:a14="http://schemas.microsoft.com/office/drawing/2010/main" val="0"/>
+                        </a:ext>
+                      </a:extLst>
+                    </a:blip>
+                    <a:stretch>
+                      <a:fillRect/>
+                    </a:stretch>
+                  </pic:blipFill>
+                  <pic:spPr>
+                    <a:xfrm>
+                      <a:off x="0" y="0"/>
+                      <a:ext cx="5943600" cy="2971800"/>
+                    </a:xfrm>
+                    <a:prstGeom prst="rect">
+                      <a:avLst/>
+                    </a:prstGeom>
+                  </pic:spPr>
+                </pic:pic>
+              </a:graphicData>
+            </a:graphic>
+          </wp:inline>
+        </w:drawing>
+      </w:r>
+    </w:p>
+    <w:p/>
+    <w:p>
+      <w:r>
+        <w:t xml:space="preserve">The vote </w:t>
+      </w:r>
+    </w:p>
+    <w:p>
+      <w:pPr>
+        <w:pStyle w:val="ListParagraph"/>
+        <w:numPr>
+          <w:ilvl w:val="0"/>
+          <w:numId w:val="1"/>
+        </w:numPr>
+      </w:pPr>
+      <w:r>
+        <w:rPr>
+          <w:rFonts w:ascii="Calibri" w:hAnsi="Calibri" w:cs="Calibri"/>
+        </w:rPr>
+        <w:t xml:space="preserve">Create groups of left and right-wing normalization and defence </w:t>
+      </w:r>
+      <w:proofErr w:type="spellStart"/>
+      <w:r>
+        <w:rPr>
+          <w:rFonts w:ascii="Calibri" w:hAnsi="Calibri" w:cs="Calibri"/>
+        </w:rPr>
+        <w:t>oretined</w:t>
+      </w:r>
+      <w:proofErr w:type="spellEnd"/>
+      <w:r>
+        <w:rPr>
+          <w:rFonts w:ascii="Calibri" w:hAnsi="Calibri" w:cs="Calibri"/>
+        </w:rPr>
+        <w:t xml:space="preserve"> parties and examine how their supporters differ on these items</w:t>
+      </w:r>
+      <w:r>
+        <w:rPr>
+          <w:rFonts w:ascii="Calibri" w:hAnsi="Calibri" w:cs="Calibri"/>
+        </w:rPr>
+        <w:t>:</w:t>
       </w:r>
     </w:p>
     <w:p>
@@ -51,28 +408,412 @@
         </w:numPr>
       </w:pPr>
       <w:r>
-        <w:t xml:space="preserve">Include all Ukraine measures, China measures, anti-NATO, how to deal with violators. </w:t>
+        <w:rPr>
+          <w:rFonts w:ascii="Calibri" w:hAnsi="Calibri" w:cs="Calibri"/>
+        </w:rPr>
+        <w:lastRenderedPageBreak/>
+        <w:t>anti-Americanism as in US trust</w:t>
+      </w:r>
+      <w:r>
+        <w:rPr>
+          <w:rFonts w:ascii="Calibri" w:hAnsi="Calibri" w:cs="Calibri"/>
+        </w:rPr>
+        <w:t xml:space="preserve"> (choosing US as threat)</w:t>
+      </w:r>
+    </w:p>
+    <w:p>
+      <w:pPr>
+        <w:numPr>
+          <w:ilvl w:val="0"/>
+          <w:numId w:val="2"/>
+        </w:numPr>
+        <w:rPr>
+          <w:rFonts w:ascii="Calibri" w:hAnsi="Calibri" w:cs="Calibri"/>
+        </w:rPr>
+      </w:pPr>
+      <w:r>
+        <w:rPr>
+          <w:rFonts w:ascii="Calibri" w:hAnsi="Calibri" w:cs="Calibri"/>
+        </w:rPr>
+        <w:t xml:space="preserve">NATO; </w:t>
+      </w:r>
+    </w:p>
+    <w:p>
+      <w:pPr>
+        <w:numPr>
+          <w:ilvl w:val="0"/>
+          <w:numId w:val="2"/>
+        </w:numPr>
+        <w:rPr>
+          <w:rFonts w:ascii="Calibri" w:hAnsi="Calibri" w:cs="Calibri"/>
+        </w:rPr>
+      </w:pPr>
+      <w:r>
+        <w:rPr>
+          <w:rFonts w:ascii="Calibri" w:hAnsi="Calibri" w:cs="Calibri"/>
+        </w:rPr>
+        <w:t xml:space="preserve">democracy; </w:t>
+      </w:r>
+    </w:p>
+    <w:p>
+      <w:pPr>
+        <w:numPr>
+          <w:ilvl w:val="0"/>
+          <w:numId w:val="2"/>
+        </w:numPr>
+        <w:rPr>
+          <w:rFonts w:ascii="Calibri" w:hAnsi="Calibri" w:cs="Calibri"/>
+        </w:rPr>
+      </w:pPr>
+      <w:r>
+        <w:rPr>
+          <w:rFonts w:ascii="Calibri" w:hAnsi="Calibri" w:cs="Calibri"/>
+        </w:rPr>
+        <w:t xml:space="preserve">immigration; </w:t>
+      </w:r>
+    </w:p>
+    <w:p>
+      <w:pPr>
+        <w:numPr>
+          <w:ilvl w:val="0"/>
+          <w:numId w:val="2"/>
+        </w:numPr>
+        <w:rPr>
+          <w:rFonts w:ascii="Calibri" w:hAnsi="Calibri" w:cs="Calibri"/>
+        </w:rPr>
+      </w:pPr>
+      <w:r>
+        <w:rPr>
+          <w:rFonts w:ascii="Calibri" w:hAnsi="Calibri" w:cs="Calibri"/>
+        </w:rPr>
+        <w:t xml:space="preserve">nationalism; </w:t>
+      </w:r>
+    </w:p>
+    <w:p>
+      <w:pPr>
+        <w:numPr>
+          <w:ilvl w:val="0"/>
+          <w:numId w:val="2"/>
+        </w:numPr>
+        <w:rPr>
+          <w:rFonts w:ascii="Calibri" w:hAnsi="Calibri" w:cs="Calibri"/>
+        </w:rPr>
+      </w:pPr>
+      <w:r>
+        <w:rPr>
+          <w:rFonts w:ascii="Calibri" w:hAnsi="Calibri" w:cs="Calibri"/>
+        </w:rPr>
+        <w:t>economic costs</w:t>
+      </w:r>
+      <w:r>
+        <w:rPr>
+          <w:rFonts w:ascii="Calibri" w:hAnsi="Calibri" w:cs="Calibri"/>
+        </w:rPr>
+        <w:t xml:space="preserve"> (inflation and prices)</w:t>
+      </w:r>
+      <w:r>
+        <w:rPr>
+          <w:rFonts w:ascii="Calibri" w:hAnsi="Calibri" w:cs="Calibri"/>
+        </w:rPr>
+        <w:t xml:space="preserve">; </w:t>
+      </w:r>
+    </w:p>
+    <w:p>
+      <w:pPr>
+        <w:numPr>
+          <w:ilvl w:val="0"/>
+          <w:numId w:val="2"/>
+        </w:numPr>
+        <w:rPr>
+          <w:rFonts w:ascii="Calibri" w:hAnsi="Calibri" w:cs="Calibri"/>
+        </w:rPr>
+      </w:pPr>
+      <w:r>
+        <w:rPr>
+          <w:rFonts w:ascii="Calibri" w:hAnsi="Calibri" w:cs="Calibri"/>
+        </w:rPr>
+        <w:t xml:space="preserve">pacifism—would be nice, but </w:t>
+      </w:r>
+      <w:proofErr w:type="spellStart"/>
+      <w:proofErr w:type="gramStart"/>
+      <w:r>
+        <w:rPr>
+          <w:rFonts w:ascii="Calibri" w:hAnsi="Calibri" w:cs="Calibri"/>
+        </w:rPr>
+        <w:t>lets</w:t>
+      </w:r>
+      <w:proofErr w:type="spellEnd"/>
+      <w:proofErr w:type="gramEnd"/>
+      <w:r>
+        <w:rPr>
+          <w:rFonts w:ascii="Calibri" w:hAnsi="Calibri" w:cs="Calibri"/>
+        </w:rPr>
+        <w:t xml:space="preserve"> see in 2026 we might have an item</w:t>
+      </w:r>
+      <w:r>
+        <w:rPr>
+          <w:rFonts w:ascii="Calibri" w:hAnsi="Calibri" w:cs="Calibri"/>
+        </w:rPr>
+        <w:t xml:space="preserve"> </w:t>
+      </w:r>
+      <w:r>
+        <w:rPr>
+          <w:rFonts w:ascii="Calibri" w:hAnsi="Calibri" w:cs="Calibri"/>
+          <w:color w:val="EE0000"/>
+        </w:rPr>
+        <w:t>(Not sure about a pacificism measure)</w:t>
+      </w:r>
+      <w:r>
+        <w:rPr>
+          <w:rFonts w:ascii="Calibri" w:hAnsi="Calibri" w:cs="Calibri"/>
+          <w:color w:val="EE0000"/>
+        </w:rPr>
+        <w:t xml:space="preserve">. </w:t>
+      </w:r>
+    </w:p>
+    <w:p>
+      <w:pPr>
+        <w:rPr>
+          <w:rFonts w:ascii="Calibri" w:hAnsi="Calibri" w:cs="Calibri"/>
+        </w:rPr>
+      </w:pPr>
+    </w:p>
+    <w:p>
+      <w:pPr>
+        <w:rPr>
+          <w:rFonts w:ascii="Calibri" w:hAnsi="Calibri" w:cs="Calibri"/>
+        </w:rPr>
+      </w:pPr>
+      <w:r>
+        <w:rPr>
+          <w:rFonts w:ascii="Calibri" w:hAnsi="Calibri" w:cs="Calibri"/>
+          <w:noProof/>
+        </w:rPr>
+        <w:drawing>
+          <wp:inline distT="0" distB="0" distL="0" distR="0" wp14:anchorId="71BD91D3" wp14:editId="3E7777C4">
+            <wp:extent cx="5943600" cy="2971800"/>
+            <wp:effectExtent l="0" t="0" r="0" b="0"/>
+            <wp:docPr id="668309646" name="Picture 6"/>
+            <wp:cNvGraphicFramePr>
+              <a:graphicFrameLocks xmlns:a="http://schemas.openxmlformats.org/drawingml/2006/main" noChangeAspect="1"/>
+            </wp:cNvGraphicFramePr>
+            <a:graphic xmlns:a="http://schemas.openxmlformats.org/drawingml/2006/main">
+              <a:graphicData uri="http://schemas.openxmlformats.org/drawingml/2006/picture">
+                <pic:pic xmlns:pic="http://schemas.openxmlformats.org/drawingml/2006/picture">
+                  <pic:nvPicPr>
+                    <pic:cNvPr id="668309646" name="Picture 668309646"/>
+                    <pic:cNvPicPr/>
+                  </pic:nvPicPr>
+                  <pic:blipFill>
+                    <a:blip r:embed="rId8" cstate="print">
+                      <a:extLst>
+                        <a:ext uri="{28A0092B-C50C-407E-A947-70E740481C1C}">
+                          <a14:useLocalDpi xmlns:a14="http://schemas.microsoft.com/office/drawing/2010/main" val="0"/>
+                        </a:ext>
+                      </a:extLst>
+                    </a:blip>
+                    <a:stretch>
+                      <a:fillRect/>
+                    </a:stretch>
+                  </pic:blipFill>
+                  <pic:spPr>
+                    <a:xfrm>
+                      <a:off x="0" y="0"/>
+                      <a:ext cx="5943600" cy="2971800"/>
+                    </a:xfrm>
+                    <a:prstGeom prst="rect">
+                      <a:avLst/>
+                    </a:prstGeom>
+                  </pic:spPr>
+                </pic:pic>
+              </a:graphicData>
+            </a:graphic>
+          </wp:inline>
+        </w:drawing>
+      </w:r>
+      <w:r>
+        <w:rPr>
+          <w:rFonts w:ascii="Calibri" w:hAnsi="Calibri" w:cs="Calibri"/>
+          <w:noProof/>
+        </w:rPr>
+        <w:drawing>
+          <wp:inline distT="0" distB="0" distL="0" distR="0" wp14:anchorId="13EB9A10" wp14:editId="7E55D91F">
+            <wp:extent cx="5943600" cy="2971800"/>
+            <wp:effectExtent l="0" t="0" r="0" b="0"/>
+            <wp:docPr id="696746516" name="Picture 7"/>
+            <wp:cNvGraphicFramePr>
+              <a:graphicFrameLocks xmlns:a="http://schemas.openxmlformats.org/drawingml/2006/main" noChangeAspect="1"/>
+            </wp:cNvGraphicFramePr>
+            <a:graphic xmlns:a="http://schemas.openxmlformats.org/drawingml/2006/main">
+              <a:graphicData uri="http://schemas.openxmlformats.org/drawingml/2006/picture">
+                <pic:pic xmlns:pic="http://schemas.openxmlformats.org/drawingml/2006/picture">
+                  <pic:nvPicPr>
+                    <pic:cNvPr id="696746516" name="Picture 696746516"/>
+                    <pic:cNvPicPr/>
+                  </pic:nvPicPr>
+                  <pic:blipFill>
+                    <a:blip r:embed="rId9" cstate="print">
+                      <a:extLst>
+                        <a:ext uri="{28A0092B-C50C-407E-A947-70E740481C1C}">
+                          <a14:useLocalDpi xmlns:a14="http://schemas.microsoft.com/office/drawing/2010/main" val="0"/>
+                        </a:ext>
+                      </a:extLst>
+                    </a:blip>
+                    <a:stretch>
+                      <a:fillRect/>
+                    </a:stretch>
+                  </pic:blipFill>
+                  <pic:spPr>
+                    <a:xfrm>
+                      <a:off x="0" y="0"/>
+                      <a:ext cx="5943600" cy="2971800"/>
+                    </a:xfrm>
+                    <a:prstGeom prst="rect">
+                      <a:avLst/>
+                    </a:prstGeom>
+                  </pic:spPr>
+                </pic:pic>
+              </a:graphicData>
+            </a:graphic>
+          </wp:inline>
+        </w:drawing>
+      </w:r>
+    </w:p>
+    <w:p>
+      <w:pPr>
+        <w:rPr>
+          <w:rFonts w:ascii="Calibri" w:hAnsi="Calibri" w:cs="Calibri"/>
+        </w:rPr>
+      </w:pPr>
+    </w:p>
+    <w:p>
+      <w:pPr>
+        <w:pStyle w:val="ListParagraph"/>
+        <w:numPr>
+          <w:ilvl w:val="0"/>
+          <w:numId w:val="1"/>
+        </w:numPr>
+      </w:pPr>
+      <w:r>
+        <w:t xml:space="preserve">Test what voters do when there is only one pro-normalization party. </w:t>
+      </w:r>
+    </w:p>
+    <w:p>
+      <w:r>
+        <w:rPr>
+          <w:noProof/>
+        </w:rPr>
+        <w:lastRenderedPageBreak/>
+        <w:drawing>
+          <wp:inline distT="0" distB="0" distL="0" distR="0" wp14:anchorId="5814864F" wp14:editId="7E70152F">
+            <wp:extent cx="5943600" cy="4457700"/>
+            <wp:effectExtent l="0" t="0" r="0" b="0"/>
+            <wp:docPr id="1770381810" name="Picture 8"/>
+            <wp:cNvGraphicFramePr>
+              <a:graphicFrameLocks xmlns:a="http://schemas.openxmlformats.org/drawingml/2006/main" noChangeAspect="1"/>
+            </wp:cNvGraphicFramePr>
+            <a:graphic xmlns:a="http://schemas.openxmlformats.org/drawingml/2006/main">
+              <a:graphicData uri="http://schemas.openxmlformats.org/drawingml/2006/picture">
+                <pic:pic xmlns:pic="http://schemas.openxmlformats.org/drawingml/2006/picture">
+                  <pic:nvPicPr>
+                    <pic:cNvPr id="1770381810" name="Picture 1770381810"/>
+                    <pic:cNvPicPr/>
+                  </pic:nvPicPr>
+                  <pic:blipFill>
+                    <a:blip r:embed="rId10" cstate="print">
+                      <a:extLst>
+                        <a:ext uri="{28A0092B-C50C-407E-A947-70E740481C1C}">
+                          <a14:useLocalDpi xmlns:a14="http://schemas.microsoft.com/office/drawing/2010/main" val="0"/>
+                        </a:ext>
+                      </a:extLst>
+                    </a:blip>
+                    <a:stretch>
+                      <a:fillRect/>
+                    </a:stretch>
+                  </pic:blipFill>
+                  <pic:spPr>
+                    <a:xfrm>
+                      <a:off x="0" y="0"/>
+                      <a:ext cx="5943600" cy="4457700"/>
+                    </a:xfrm>
+                    <a:prstGeom prst="rect">
+                      <a:avLst/>
+                    </a:prstGeom>
+                  </pic:spPr>
+                </pic:pic>
+              </a:graphicData>
+            </a:graphic>
+          </wp:inline>
+        </w:drawing>
+      </w:r>
+      <w:r>
+        <w:rPr>
+          <w:noProof/>
+        </w:rPr>
+        <w:drawing>
+          <wp:inline distT="0" distB="0" distL="0" distR="0" wp14:anchorId="2CA2F540" wp14:editId="77CFEAD0">
+            <wp:extent cx="5943600" cy="3714750"/>
+            <wp:effectExtent l="0" t="0" r="0" b="6350"/>
+            <wp:docPr id="2060641616" name="Picture 9"/>
+            <wp:cNvGraphicFramePr>
+              <a:graphicFrameLocks xmlns:a="http://schemas.openxmlformats.org/drawingml/2006/main" noChangeAspect="1"/>
+            </wp:cNvGraphicFramePr>
+            <a:graphic xmlns:a="http://schemas.openxmlformats.org/drawingml/2006/main">
+              <a:graphicData uri="http://schemas.openxmlformats.org/drawingml/2006/picture">
+                <pic:pic xmlns:pic="http://schemas.openxmlformats.org/drawingml/2006/picture">
+                  <pic:nvPicPr>
+                    <pic:cNvPr id="2060641616" name="Picture 2060641616"/>
+                    <pic:cNvPicPr/>
+                  </pic:nvPicPr>
+                  <pic:blipFill>
+                    <a:blip r:embed="rId11" cstate="print">
+                      <a:extLst>
+                        <a:ext uri="{28A0092B-C50C-407E-A947-70E740481C1C}">
+                          <a14:useLocalDpi xmlns:a14="http://schemas.microsoft.com/office/drawing/2010/main" val="0"/>
+                        </a:ext>
+                      </a:extLst>
+                    </a:blip>
+                    <a:stretch>
+                      <a:fillRect/>
+                    </a:stretch>
+                  </pic:blipFill>
+                  <pic:spPr>
+                    <a:xfrm>
+                      <a:off x="0" y="0"/>
+                      <a:ext cx="5943600" cy="3714750"/>
+                    </a:xfrm>
+                    <a:prstGeom prst="rect">
+                      <a:avLst/>
+                    </a:prstGeom>
+                  </pic:spPr>
+                </pic:pic>
+              </a:graphicData>
+            </a:graphic>
+          </wp:inline>
+        </w:drawing>
+      </w:r>
+    </w:p>
+    <w:p/>
+    <w:p>
+      <w:pPr>
+        <w:pStyle w:val="ListParagraph"/>
+        <w:numPr>
+          <w:ilvl w:val="0"/>
+          <w:numId w:val="1"/>
+        </w:numPr>
+      </w:pPr>
+      <w:r>
+        <w:t>Examine how threat (</w:t>
       </w:r>
       <w:r>
         <w:rPr>
           <w:b/>
           <w:bCs/>
         </w:rPr>
-        <w:t xml:space="preserve">Let me know if I should test any other </w:t>
-      </w:r>
-      <w:r>
-        <w:rPr>
-          <w:b/>
-          <w:bCs/>
-        </w:rPr>
-        <w:t>questions</w:t>
-      </w:r>
-      <w:r>
-        <w:rPr>
-          <w:b/>
-          <w:bCs/>
-        </w:rPr>
-        <w:t xml:space="preserve">. </w:t>
+        <w:t>average perceived threat?</w:t>
+      </w:r>
+      <w:r>
+        <w:t>) relates to the cleavage strength in countries.</w:t>
       </w:r>
     </w:p>
     <w:p>
@@ -84,21 +825,69 @@
         </w:numPr>
       </w:pPr>
       <w:r>
-        <w:t xml:space="preserve">Look into Latent class model. </w:t>
-      </w:r>
-    </w:p>
-    <w:p>
-      <w:pPr>
-        <w:pStyle w:val="ListParagraph"/>
-        <w:numPr>
-          <w:ilvl w:val="1"/>
-          <w:numId w:val="1"/>
-        </w:numPr>
-      </w:pPr>
-      <w:r>
-        <w:t xml:space="preserve">Add a table of the percentage of respondents that answer defence oriented, normalization, mixed, and don’t know. </w:t>
-      </w:r>
-    </w:p>
+        <w:t xml:space="preserve">Then interact threat </w:t>
+      </w:r>
+      <w:r>
+        <w:rPr>
+          <w:b/>
+          <w:bCs/>
+        </w:rPr>
+        <w:t>(individual or country average?)</w:t>
+      </w:r>
+      <w:r>
+        <w:t xml:space="preserve"> with democratic orientation. </w:t>
+      </w:r>
+    </w:p>
+    <w:p/>
+    <w:p>
+      <w:r>
+        <w:rPr>
+          <w:noProof/>
+        </w:rPr>
+        <w:drawing>
+          <wp:inline distT="0" distB="0" distL="0" distR="0" wp14:anchorId="3C4247C7" wp14:editId="6E0603E2">
+            <wp:extent cx="5943600" cy="2971800"/>
+            <wp:effectExtent l="0" t="0" r="0" b="0"/>
+            <wp:docPr id="1893513268" name="Picture 10"/>
+            <wp:cNvGraphicFramePr>
+              <a:graphicFrameLocks xmlns:a="http://schemas.openxmlformats.org/drawingml/2006/main" noChangeAspect="1"/>
+            </wp:cNvGraphicFramePr>
+            <a:graphic xmlns:a="http://schemas.openxmlformats.org/drawingml/2006/main">
+              <a:graphicData uri="http://schemas.openxmlformats.org/drawingml/2006/picture">
+                <pic:pic xmlns:pic="http://schemas.openxmlformats.org/drawingml/2006/picture">
+                  <pic:nvPicPr>
+                    <pic:cNvPr id="1893513268" name="Picture 1893513268"/>
+                    <pic:cNvPicPr/>
+                  </pic:nvPicPr>
+                  <pic:blipFill>
+                    <a:blip r:embed="rId12" cstate="print">
+                      <a:extLst>
+                        <a:ext uri="{28A0092B-C50C-407E-A947-70E740481C1C}">
+                          <a14:useLocalDpi xmlns:a14="http://schemas.microsoft.com/office/drawing/2010/main" val="0"/>
+                        </a:ext>
+                      </a:extLst>
+                    </a:blip>
+                    <a:stretch>
+                      <a:fillRect/>
+                    </a:stretch>
+                  </pic:blipFill>
+                  <pic:spPr>
+                    <a:xfrm>
+                      <a:off x="0" y="0"/>
+                      <a:ext cx="5943600" cy="2971800"/>
+                    </a:xfrm>
+                    <a:prstGeom prst="rect">
+                      <a:avLst/>
+                    </a:prstGeom>
+                  </pic:spPr>
+                </pic:pic>
+              </a:graphicData>
+            </a:graphic>
+          </wp:inline>
+        </w:drawing>
+      </w:r>
+    </w:p>
+    <w:p/>
     <w:p>
       <w:pPr>
         <w:pStyle w:val="ListParagraph"/>
@@ -108,367 +897,170 @@
         </w:numPr>
       </w:pPr>
       <w:r>
-        <w:t xml:space="preserve">Look into </w:t>
-      </w:r>
-      <w:proofErr w:type="spellStart"/>
-      <w:r>
-        <w:t>ResIN</w:t>
-      </w:r>
-      <w:proofErr w:type="spellEnd"/>
-      <w:r>
-        <w:t xml:space="preserve"> measures of network connectivity and implement bootstrapping. </w:t>
-      </w:r>
-    </w:p>
-    <w:p>
-      <w:pPr>
-        <w:pStyle w:val="ListParagraph"/>
-        <w:numPr>
-          <w:ilvl w:val="0"/>
-          <w:numId w:val="1"/>
-        </w:numPr>
-      </w:pPr>
-      <w:r>
-        <w:t xml:space="preserve">Remove the psychological factors from the social bases. </w:t>
-      </w:r>
-    </w:p>
-    <w:p>
-      <w:pPr>
-        <w:pStyle w:val="ListParagraph"/>
-        <w:numPr>
-          <w:ilvl w:val="0"/>
-          <w:numId w:val="1"/>
-        </w:numPr>
-      </w:pPr>
-      <w:r>
-        <w:t>Look at the stability of panel respondents from 2024-2025</w:t>
-      </w:r>
-    </w:p>
-    <w:p>
-      <w:pPr>
-        <w:pStyle w:val="ListParagraph"/>
-        <w:numPr>
-          <w:ilvl w:val="1"/>
-          <w:numId w:val="1"/>
-        </w:numPr>
-      </w:pPr>
-      <w:r>
-        <w:t xml:space="preserve">Look at stability on the index, and the pro-Russianness of the party they are closet to.  </w:t>
-      </w:r>
-    </w:p>
-    <w:p>
-      <w:pPr>
-        <w:pStyle w:val="ListParagraph"/>
-        <w:numPr>
-          <w:ilvl w:val="0"/>
-          <w:numId w:val="1"/>
-        </w:numPr>
-      </w:pPr>
-      <w:r>
-        <w:t xml:space="preserve">Look at additional correlates including: </w:t>
-      </w:r>
-      <w:r>
-        <w:rPr>
-          <w:rFonts w:ascii="Calibri" w:hAnsi="Calibri" w:cs="Calibri"/>
-        </w:rPr>
-        <w:t xml:space="preserve">nationalism, EU </w:t>
-      </w:r>
-      <w:r>
-        <w:rPr>
-          <w:rFonts w:ascii="Calibri" w:hAnsi="Calibri" w:cs="Calibri"/>
-        </w:rPr>
-        <w:t>solidarity</w:t>
-      </w:r>
-      <w:r>
-        <w:rPr>
-          <w:rFonts w:ascii="Calibri" w:hAnsi="Calibri" w:cs="Calibri"/>
-        </w:rPr>
-        <w:t xml:space="preserve">, for 2026 imperialism, NATO, US trust, we should look at the older 2022/23 </w:t>
-      </w:r>
-      <w:r>
-        <w:rPr>
-          <w:rFonts w:ascii="Calibri" w:hAnsi="Calibri" w:cs="Calibri"/>
-        </w:rPr>
-        <w:t>executive</w:t>
-      </w:r>
-      <w:r>
-        <w:rPr>
-          <w:rFonts w:ascii="Calibri" w:hAnsi="Calibri" w:cs="Calibri"/>
-        </w:rPr>
-        <w:t xml:space="preserve"> </w:t>
-      </w:r>
-      <w:r>
-        <w:rPr>
-          <w:rFonts w:ascii="Calibri" w:hAnsi="Calibri" w:cs="Calibri"/>
-        </w:rPr>
-        <w:t>aggrandizement</w:t>
-      </w:r>
-      <w:r>
-        <w:rPr>
-          <w:rFonts w:ascii="Calibri" w:hAnsi="Calibri" w:cs="Calibri"/>
-        </w:rPr>
-        <w:t xml:space="preserve"> items as they were 5 or 6.</w:t>
-      </w:r>
-      <w:r>
-        <w:rPr>
-          <w:rFonts w:ascii="Calibri" w:hAnsi="Calibri" w:cs="Calibri"/>
-        </w:rPr>
-        <w:t xml:space="preserve"> </w:t>
-      </w:r>
-      <w:r>
-        <w:rPr>
-          <w:rFonts w:ascii="Calibri" w:hAnsi="Calibri" w:cs="Calibri"/>
-          <w:b/>
-          <w:bCs/>
-        </w:rPr>
-        <w:t xml:space="preserve">I was thinking we could just regress each of these on our measure? But would we rather Pearson correlations or add them to the network? </w:t>
-      </w:r>
-    </w:p>
-    <w:p>
-      <w:pPr>
-        <w:pStyle w:val="ListParagraph"/>
-        <w:numPr>
-          <w:ilvl w:val="0"/>
-          <w:numId w:val="1"/>
-        </w:numPr>
-      </w:pPr>
-      <w:r>
-        <w:rPr>
-          <w:rFonts w:ascii="Calibri" w:hAnsi="Calibri" w:cs="Calibri"/>
-        </w:rPr>
-        <w:t xml:space="preserve">Create groups of left and right-wing normalization and defence </w:t>
-      </w:r>
-      <w:proofErr w:type="spellStart"/>
-      <w:r>
-        <w:rPr>
-          <w:rFonts w:ascii="Calibri" w:hAnsi="Calibri" w:cs="Calibri"/>
-        </w:rPr>
-        <w:t>oretined</w:t>
-      </w:r>
-      <w:proofErr w:type="spellEnd"/>
-      <w:r>
-        <w:rPr>
-          <w:rFonts w:ascii="Calibri" w:hAnsi="Calibri" w:cs="Calibri"/>
-        </w:rPr>
-        <w:t xml:space="preserve"> parties and examine how their supporters differ on these items</w:t>
-      </w:r>
-      <w:r>
-        <w:rPr>
-          <w:rFonts w:ascii="Calibri" w:hAnsi="Calibri" w:cs="Calibri"/>
-        </w:rPr>
-        <w:t>:</w:t>
-      </w:r>
-    </w:p>
-    <w:p>
-      <w:pPr>
-        <w:pStyle w:val="ListParagraph"/>
-        <w:numPr>
-          <w:ilvl w:val="1"/>
-          <w:numId w:val="1"/>
-        </w:numPr>
-      </w:pPr>
-      <w:r>
-        <w:rPr>
-          <w:rFonts w:ascii="Calibri" w:hAnsi="Calibri" w:cs="Calibri"/>
-        </w:rPr>
-        <w:t>anti-Americanism as in US trust</w:t>
-      </w:r>
-    </w:p>
-    <w:p>
-      <w:pPr>
-        <w:numPr>
-          <w:ilvl w:val="0"/>
-          <w:numId w:val="2"/>
-        </w:numPr>
-        <w:rPr>
-          <w:rFonts w:ascii="Calibri" w:hAnsi="Calibri" w:cs="Calibri"/>
-        </w:rPr>
-      </w:pPr>
-      <w:r>
-        <w:rPr>
-          <w:rFonts w:ascii="Calibri" w:hAnsi="Calibri" w:cs="Calibri"/>
-        </w:rPr>
-        <w:t xml:space="preserve">NATO; </w:t>
-      </w:r>
-    </w:p>
-    <w:p>
-      <w:pPr>
-        <w:numPr>
-          <w:ilvl w:val="0"/>
-          <w:numId w:val="2"/>
-        </w:numPr>
-        <w:rPr>
-          <w:rFonts w:ascii="Calibri" w:hAnsi="Calibri" w:cs="Calibri"/>
-        </w:rPr>
-      </w:pPr>
-      <w:r>
-        <w:rPr>
-          <w:rFonts w:ascii="Calibri" w:hAnsi="Calibri" w:cs="Calibri"/>
-        </w:rPr>
-        <w:t xml:space="preserve">democracy; </w:t>
-      </w:r>
-    </w:p>
-    <w:p>
-      <w:pPr>
-        <w:numPr>
-          <w:ilvl w:val="0"/>
-          <w:numId w:val="2"/>
-        </w:numPr>
-        <w:rPr>
-          <w:rFonts w:ascii="Calibri" w:hAnsi="Calibri" w:cs="Calibri"/>
-        </w:rPr>
-      </w:pPr>
-      <w:r>
-        <w:rPr>
-          <w:rFonts w:ascii="Calibri" w:hAnsi="Calibri" w:cs="Calibri"/>
-        </w:rPr>
-        <w:t xml:space="preserve">immigration; </w:t>
-      </w:r>
-    </w:p>
-    <w:p>
-      <w:pPr>
-        <w:numPr>
-          <w:ilvl w:val="0"/>
-          <w:numId w:val="2"/>
-        </w:numPr>
-        <w:rPr>
-          <w:rFonts w:ascii="Calibri" w:hAnsi="Calibri" w:cs="Calibri"/>
-        </w:rPr>
-      </w:pPr>
-      <w:r>
-        <w:rPr>
-          <w:rFonts w:ascii="Calibri" w:hAnsi="Calibri" w:cs="Calibri"/>
-        </w:rPr>
-        <w:t xml:space="preserve">nationalism; </w:t>
-      </w:r>
-    </w:p>
-    <w:p>
-      <w:pPr>
-        <w:numPr>
-          <w:ilvl w:val="0"/>
-          <w:numId w:val="2"/>
-        </w:numPr>
-        <w:rPr>
-          <w:rFonts w:ascii="Calibri" w:hAnsi="Calibri" w:cs="Calibri"/>
-        </w:rPr>
-      </w:pPr>
-      <w:r>
-        <w:rPr>
-          <w:rFonts w:ascii="Calibri" w:hAnsi="Calibri" w:cs="Calibri"/>
-        </w:rPr>
-        <w:t xml:space="preserve">economic costs; </w:t>
-      </w:r>
-    </w:p>
-    <w:p>
-      <w:pPr>
-        <w:numPr>
-          <w:ilvl w:val="0"/>
-          <w:numId w:val="2"/>
-        </w:numPr>
-        <w:rPr>
-          <w:rFonts w:ascii="Calibri" w:hAnsi="Calibri" w:cs="Calibri"/>
-        </w:rPr>
-      </w:pPr>
-      <w:r>
-        <w:rPr>
-          <w:rFonts w:ascii="Calibri" w:hAnsi="Calibri" w:cs="Calibri"/>
-        </w:rPr>
-        <w:t xml:space="preserve">pacifism—would be nice, but </w:t>
-      </w:r>
-      <w:proofErr w:type="spellStart"/>
+        <w:t>characterize the “unstructured” respondents.</w:t>
+      </w:r>
+      <w:r>
+        <w:br/>
+        <w:t xml:space="preserve"> We asked whether inconsistent or DK respondents are less politically knowledgeable or attentive. Can we </w:t>
+      </w:r>
       <w:proofErr w:type="gramStart"/>
       <w:r>
-        <w:rPr>
-          <w:rFonts w:ascii="Calibri" w:hAnsi="Calibri" w:cs="Calibri"/>
-        </w:rPr>
-        <w:t>lets</w:t>
-      </w:r>
-      <w:proofErr w:type="spellEnd"/>
+        <w:t>look into</w:t>
+      </w:r>
       <w:proofErr w:type="gramEnd"/>
       <w:r>
-        <w:rPr>
-          <w:rFonts w:ascii="Calibri" w:hAnsi="Calibri" w:cs="Calibri"/>
-        </w:rPr>
-        <w:t xml:space="preserve"> see in 2026 we might have an item. </w:t>
-      </w:r>
-    </w:p>
-    <w:p>
-      <w:pPr>
-        <w:pStyle w:val="ListParagraph"/>
-        <w:numPr>
-          <w:ilvl w:val="0"/>
-          <w:numId w:val="1"/>
-        </w:numPr>
-      </w:pPr>
-      <w:r>
-        <w:t xml:space="preserve">Test what voters do when there is only one pro-normalization party. </w:t>
-      </w:r>
-    </w:p>
-    <w:p>
-      <w:pPr>
-        <w:pStyle w:val="ListParagraph"/>
-        <w:numPr>
-          <w:ilvl w:val="1"/>
-          <w:numId w:val="1"/>
-        </w:numPr>
-      </w:pPr>
-      <w:r>
-        <w:t xml:space="preserve">Also examine how many parties in each country and their vote share, I already have the polling data. </w:t>
-      </w:r>
-    </w:p>
-    <w:p>
-      <w:pPr>
-        <w:pStyle w:val="ListParagraph"/>
-        <w:numPr>
-          <w:ilvl w:val="0"/>
-          <w:numId w:val="1"/>
-        </w:numPr>
-      </w:pPr>
-      <w:r>
-        <w:t>Examine how threat (</w:t>
-      </w:r>
-      <w:r>
-        <w:rPr>
-          <w:b/>
-          <w:bCs/>
-        </w:rPr>
-        <w:t>average perceived threat?</w:t>
-      </w:r>
-      <w:r>
-        <w:t>) relates to the cleavage strength in countries.</w:t>
-      </w:r>
-    </w:p>
-    <w:p>
-      <w:pPr>
-        <w:pStyle w:val="ListParagraph"/>
-        <w:numPr>
-          <w:ilvl w:val="1"/>
-          <w:numId w:val="1"/>
-        </w:numPr>
-      </w:pPr>
-      <w:r>
-        <w:t xml:space="preserve">Then interact threat </w:t>
-      </w:r>
-      <w:r>
-        <w:rPr>
-          <w:b/>
-          <w:bCs/>
-        </w:rPr>
-        <w:t>(individual or country average?)</w:t>
-      </w:r>
-      <w:r>
-        <w:t xml:space="preserve"> with democratic orientation. </w:t>
-      </w:r>
-    </w:p>
-    <w:p>
-      <w:pPr>
-        <w:pStyle w:val="ListParagraph"/>
-        <w:numPr>
-          <w:ilvl w:val="0"/>
-          <w:numId w:val="1"/>
-        </w:numPr>
-      </w:pPr>
-      <w:r>
-        <w:t>Look at all coefficients for party predictions and interact our dimension with old cleavages.</w:t>
+        <w:t xml:space="preserve"> proxies here?</w:t>
+      </w:r>
+    </w:p>
+    <w:p>
+      <w:r>
+        <w:rPr>
+          <w:noProof/>
+        </w:rPr>
+        <w:drawing>
+          <wp:inline distT="0" distB="0" distL="0" distR="0" wp14:anchorId="4AB60CAC" wp14:editId="454668E4">
+            <wp:extent cx="5943600" cy="1225550"/>
+            <wp:effectExtent l="0" t="0" r="0" b="6350"/>
+            <wp:docPr id="384658948" name="Picture 11"/>
+            <wp:cNvGraphicFramePr>
+              <a:graphicFrameLocks xmlns:a="http://schemas.openxmlformats.org/drawingml/2006/main" noChangeAspect="1"/>
+            </wp:cNvGraphicFramePr>
+            <a:graphic xmlns:a="http://schemas.openxmlformats.org/drawingml/2006/main">
+              <a:graphicData uri="http://schemas.openxmlformats.org/drawingml/2006/picture">
+                <pic:pic xmlns:pic="http://schemas.openxmlformats.org/drawingml/2006/picture">
+                  <pic:nvPicPr>
+                    <pic:cNvPr id="384658948" name="Picture 384658948"/>
+                    <pic:cNvPicPr/>
+                  </pic:nvPicPr>
+                  <pic:blipFill>
+                    <a:blip r:embed="rId13">
+                      <a:extLst>
+                        <a:ext uri="{28A0092B-C50C-407E-A947-70E740481C1C}">
+                          <a14:useLocalDpi xmlns:a14="http://schemas.microsoft.com/office/drawing/2010/main" val="0"/>
+                        </a:ext>
+                      </a:extLst>
+                    </a:blip>
+                    <a:stretch>
+                      <a:fillRect/>
+                    </a:stretch>
+                  </pic:blipFill>
+                  <pic:spPr>
+                    <a:xfrm>
+                      <a:off x="0" y="0"/>
+                      <a:ext cx="5943600" cy="1225550"/>
+                    </a:xfrm>
+                    <a:prstGeom prst="rect">
+                      <a:avLst/>
+                    </a:prstGeom>
+                  </pic:spPr>
+                </pic:pic>
+              </a:graphicData>
+            </a:graphic>
+          </wp:inline>
+        </w:drawing>
+      </w:r>
+      <w:r>
+        <w:rPr>
+          <w:noProof/>
+        </w:rPr>
+        <w:drawing>
+          <wp:inline distT="0" distB="0" distL="0" distR="0" wp14:anchorId="40E409D1" wp14:editId="0CF1A4C2">
+            <wp:extent cx="1930400" cy="1384300"/>
+            <wp:effectExtent l="0" t="0" r="0" b="0"/>
+            <wp:docPr id="240045270" name="Picture 12"/>
+            <wp:cNvGraphicFramePr>
+              <a:graphicFrameLocks xmlns:a="http://schemas.openxmlformats.org/drawingml/2006/main" noChangeAspect="1"/>
+            </wp:cNvGraphicFramePr>
+            <a:graphic xmlns:a="http://schemas.openxmlformats.org/drawingml/2006/main">
+              <a:graphicData uri="http://schemas.openxmlformats.org/drawingml/2006/picture">
+                <pic:pic xmlns:pic="http://schemas.openxmlformats.org/drawingml/2006/picture">
+                  <pic:nvPicPr>
+                    <pic:cNvPr id="240045270" name="Picture 240045270"/>
+                    <pic:cNvPicPr/>
+                  </pic:nvPicPr>
+                  <pic:blipFill>
+                    <a:blip r:embed="rId14">
+                      <a:extLst>
+                        <a:ext uri="{28A0092B-C50C-407E-A947-70E740481C1C}">
+                          <a14:useLocalDpi xmlns:a14="http://schemas.microsoft.com/office/drawing/2010/main" val="0"/>
+                        </a:ext>
+                      </a:extLst>
+                    </a:blip>
+                    <a:stretch>
+                      <a:fillRect/>
+                    </a:stretch>
+                  </pic:blipFill>
+                  <pic:spPr>
+                    <a:xfrm>
+                      <a:off x="0" y="0"/>
+                      <a:ext cx="1930400" cy="1384300"/>
+                    </a:xfrm>
+                    <a:prstGeom prst="rect">
+                      <a:avLst/>
+                    </a:prstGeom>
+                  </pic:spPr>
+                </pic:pic>
+              </a:graphicData>
+            </a:graphic>
+          </wp:inline>
+        </w:drawing>
+      </w:r>
+      <w:r>
+        <w:rPr>
+          <w:noProof/>
+        </w:rPr>
+        <w:drawing>
+          <wp:inline distT="0" distB="0" distL="0" distR="0" wp14:anchorId="305EFDA5" wp14:editId="6893C6C0">
+            <wp:extent cx="1930400" cy="1130300"/>
+            <wp:effectExtent l="0" t="0" r="0" b="0"/>
+            <wp:docPr id="2095627048" name="Picture 13"/>
+            <wp:cNvGraphicFramePr>
+              <a:graphicFrameLocks xmlns:a="http://schemas.openxmlformats.org/drawingml/2006/main" noChangeAspect="1"/>
+            </wp:cNvGraphicFramePr>
+            <a:graphic xmlns:a="http://schemas.openxmlformats.org/drawingml/2006/main">
+              <a:graphicData uri="http://schemas.openxmlformats.org/drawingml/2006/picture">
+                <pic:pic xmlns:pic="http://schemas.openxmlformats.org/drawingml/2006/picture">
+                  <pic:nvPicPr>
+                    <pic:cNvPr id="2095627048" name="Picture 2095627048"/>
+                    <pic:cNvPicPr/>
+                  </pic:nvPicPr>
+                  <pic:blipFill>
+                    <a:blip r:embed="rId15">
+                      <a:extLst>
+                        <a:ext uri="{28A0092B-C50C-407E-A947-70E740481C1C}">
+                          <a14:useLocalDpi xmlns:a14="http://schemas.microsoft.com/office/drawing/2010/main" val="0"/>
+                        </a:ext>
+                      </a:extLst>
+                    </a:blip>
+                    <a:stretch>
+                      <a:fillRect/>
+                    </a:stretch>
+                  </pic:blipFill>
+                  <pic:spPr>
+                    <a:xfrm>
+                      <a:off x="0" y="0"/>
+                      <a:ext cx="1930400" cy="1130300"/>
+                    </a:xfrm>
+                    <a:prstGeom prst="rect">
+                      <a:avLst/>
+                    </a:prstGeom>
+                  </pic:spPr>
+                </pic:pic>
+              </a:graphicData>
+            </a:graphic>
+          </wp:inline>
+        </w:drawing>
+      </w:r>
+    </w:p>
+    <w:p/>
+    <w:p>
+      <w:r>
+        <w:t>SW = Support Sending Weapons</w:t>
+      </w:r>
+    </w:p>
+    <w:p>
+      <w:r>
+        <w:t>HE = Willing to Accept Higher Energy Costs</w:t>
       </w:r>
     </w:p>
     <w:sectPr>
@@ -718,11 +1310,127 @@
       </w:rPr>
     </w:lvl>
   </w:abstractNum>
+  <w:abstractNum w:abstractNumId="2" w15:restartNumberingAfterBreak="0">
+    <w:nsid w:val="6F317EC8"/>
+    <w:multiLevelType w:val="hybridMultilevel"/>
+    <w:tmpl w:val="643244D0"/>
+    <w:lvl w:ilvl="0" w:tplc="0C9E59E0">
+      <w:start w:val="16"/>
+      <w:numFmt w:val="bullet"/>
+      <w:lvlText w:val="-"/>
+      <w:lvlJc w:val="left"/>
+      <w:pPr>
+        <w:ind w:left="1080" w:hanging="360"/>
+      </w:pPr>
+      <w:rPr>
+        <w:rFonts w:ascii="Times New Roman" w:eastAsiaTheme="minorHAnsi" w:hAnsi="Times New Roman" w:cs="Times New Roman" w:hint="default"/>
+      </w:rPr>
+    </w:lvl>
+    <w:lvl w:ilvl="1" w:tplc="04090003" w:tentative="1">
+      <w:start w:val="1"/>
+      <w:numFmt w:val="bullet"/>
+      <w:lvlText w:val="o"/>
+      <w:lvlJc w:val="left"/>
+      <w:pPr>
+        <w:ind w:left="1800" w:hanging="360"/>
+      </w:pPr>
+      <w:rPr>
+        <w:rFonts w:ascii="Courier New" w:hAnsi="Courier New" w:cs="Courier New" w:hint="default"/>
+      </w:rPr>
+    </w:lvl>
+    <w:lvl w:ilvl="2" w:tplc="04090005" w:tentative="1">
+      <w:start w:val="1"/>
+      <w:numFmt w:val="bullet"/>
+      <w:lvlText w:val=""/>
+      <w:lvlJc w:val="left"/>
+      <w:pPr>
+        <w:ind w:left="2520" w:hanging="360"/>
+      </w:pPr>
+      <w:rPr>
+        <w:rFonts w:ascii="Wingdings" w:hAnsi="Wingdings" w:hint="default"/>
+      </w:rPr>
+    </w:lvl>
+    <w:lvl w:ilvl="3" w:tplc="04090001" w:tentative="1">
+      <w:start w:val="1"/>
+      <w:numFmt w:val="bullet"/>
+      <w:lvlText w:val=""/>
+      <w:lvlJc w:val="left"/>
+      <w:pPr>
+        <w:ind w:left="3240" w:hanging="360"/>
+      </w:pPr>
+      <w:rPr>
+        <w:rFonts w:ascii="Symbol" w:hAnsi="Symbol" w:hint="default"/>
+      </w:rPr>
+    </w:lvl>
+    <w:lvl w:ilvl="4" w:tplc="04090003" w:tentative="1">
+      <w:start w:val="1"/>
+      <w:numFmt w:val="bullet"/>
+      <w:lvlText w:val="o"/>
+      <w:lvlJc w:val="left"/>
+      <w:pPr>
+        <w:ind w:left="3960" w:hanging="360"/>
+      </w:pPr>
+      <w:rPr>
+        <w:rFonts w:ascii="Courier New" w:hAnsi="Courier New" w:cs="Courier New" w:hint="default"/>
+      </w:rPr>
+    </w:lvl>
+    <w:lvl w:ilvl="5" w:tplc="04090005" w:tentative="1">
+      <w:start w:val="1"/>
+      <w:numFmt w:val="bullet"/>
+      <w:lvlText w:val=""/>
+      <w:lvlJc w:val="left"/>
+      <w:pPr>
+        <w:ind w:left="4680" w:hanging="360"/>
+      </w:pPr>
+      <w:rPr>
+        <w:rFonts w:ascii="Wingdings" w:hAnsi="Wingdings" w:hint="default"/>
+      </w:rPr>
+    </w:lvl>
+    <w:lvl w:ilvl="6" w:tplc="04090001" w:tentative="1">
+      <w:start w:val="1"/>
+      <w:numFmt w:val="bullet"/>
+      <w:lvlText w:val=""/>
+      <w:lvlJc w:val="left"/>
+      <w:pPr>
+        <w:ind w:left="5400" w:hanging="360"/>
+      </w:pPr>
+      <w:rPr>
+        <w:rFonts w:ascii="Symbol" w:hAnsi="Symbol" w:hint="default"/>
+      </w:rPr>
+    </w:lvl>
+    <w:lvl w:ilvl="7" w:tplc="04090003" w:tentative="1">
+      <w:start w:val="1"/>
+      <w:numFmt w:val="bullet"/>
+      <w:lvlText w:val="o"/>
+      <w:lvlJc w:val="left"/>
+      <w:pPr>
+        <w:ind w:left="6120" w:hanging="360"/>
+      </w:pPr>
+      <w:rPr>
+        <w:rFonts w:ascii="Courier New" w:hAnsi="Courier New" w:cs="Courier New" w:hint="default"/>
+      </w:rPr>
+    </w:lvl>
+    <w:lvl w:ilvl="8" w:tplc="04090005" w:tentative="1">
+      <w:start w:val="1"/>
+      <w:numFmt w:val="bullet"/>
+      <w:lvlText w:val=""/>
+      <w:lvlJc w:val="left"/>
+      <w:pPr>
+        <w:ind w:left="6840" w:hanging="360"/>
+      </w:pPr>
+      <w:rPr>
+        <w:rFonts w:ascii="Wingdings" w:hAnsi="Wingdings" w:hint="default"/>
+      </w:rPr>
+    </w:lvl>
+  </w:abstractNum>
   <w:num w:numId="1" w16cid:durableId="1873497742">
     <w:abstractNumId w:val="0"/>
   </w:num>
   <w:num w:numId="2" w16cid:durableId="1078286569">
     <w:abstractNumId w:val="1"/>
+  </w:num>
+  <w:num w:numId="3" w16cid:durableId="1550846372">
+    <w:abstractNumId w:val="2"/>
   </w:num>
 </w:numbering>
 </file>
